--- a/教案生成器/lesson-plan-docx-generator/docs/evidence/issue-73-synthetic-course/artifacts/教案09_项目二：树与图关系处理_图的邻接表、邻接矩阵、DFS与BFS.docx
+++ b/教案生成器/lesson-plan-docx-generator/docs/evidence/issue-73-synthetic-course/artifacts/教案09_项目二：树与图关系处理_图的邻接表、邻接矩阵、DFS与BFS.docx
@@ -4759,7 +4759,7 @@
                 <w:sz w:val="24"/>
                 <w:szCs w:val="24"/>
               </w:rPr>
-              <w:t>围绕“图的邻接表、邻接矩阵、DFS与BFS”完成预读有向/无向、顶点边；标冻结节点。，留下可核对的学习证据。</w:t>
+              <w:t>诊断有向/无向图、顶点和边的先修概念。</w:t>
             </w:r>
             <w:bookmarkEnd w:id="27"/>
           </w:p>
@@ -5006,7 +5006,7 @@
                 <w:sz w:val="24"/>
                 <w:szCs w:val="24"/>
               </w:rPr>
-              <w:t>围绕“图的邻接表、邻接矩阵、DFS与BFS”完成以校园站点关系引出可达性。，留下可核对的学习证据。</w:t>
+              <w:t>建立冻结校园网络的顶点与可达关系模型。</w:t>
             </w:r>
             <w:bookmarkEnd w:id="32"/>
           </w:p>
@@ -5232,7 +5232,7 @@
                 <w:sz w:val="24"/>
                 <w:szCs w:val="24"/>
               </w:rPr>
-              <w:t>围绕“图的邻接表、邻接矩阵、DFS与BFS”完成填矩阵和表；演示 DFS 调用栈、BFS入队标记。，留下可核对的学习证据。</w:t>
+              <w:t>示范对称邻接表示和DFS/BFS发现时点。</w:t>
             </w:r>
             <w:bookmarkEnd w:id="37"/>
           </w:p>
@@ -5458,7 +5458,7 @@
                 <w:sz w:val="24"/>
                 <w:szCs w:val="24"/>
               </w:rPr>
-              <w:t>围绕“图的邻接表、邻接矩阵、DFS与BFS”完成补全六阶矩阵并做两起点推演。，留下可核对的学习证据。</w:t>
+              <w:t>检验两种表示与两起点序列能否逐项复算。</w:t>
             </w:r>
             <w:bookmarkEnd w:id="42"/>
           </w:p>
@@ -5690,7 +5690,7 @@
                 <w:sz w:val="24"/>
                 <w:szCs w:val="24"/>
               </w:rPr>
-              <w:t>围绕“图的邻接表、邻接矩阵、DFS与BFS”完成删 B-D 做局部变式，解释两端同步更新。，留下可核对的学习证据。</w:t>
+              <w:t>通过删边变式解释无向边两端必须同步改动。</w:t>
             </w:r>
             <w:bookmarkEnd w:id="47"/>
           </w:p>
@@ -5924,7 +5924,7 @@
                 <w:sz w:val="24"/>
                 <w:szCs w:val="24"/>
               </w:rPr>
-              <w:t>围绕“图的邻接表、邻接矩阵、DFS与BFS”完成汇总栈队列轨迹、序列和分量。，留下可核对的学习证据。</w:t>
+              <w:t>整理邻接表、矩阵、轨迹和连通分量证据。</w:t>
             </w:r>
             <w:bookmarkEnd w:id="52"/>
           </w:p>
@@ -6145,7 +6145,7 @@
                 <w:sz w:val="24"/>
                 <w:szCs w:val="24"/>
               </w:rPr>
-              <w:t>围绕“图的邻接表、邻接矩阵、DFS与BFS”完成互审对称矩阵、表双向与visited时点。，留下可核对的学习证据。</w:t>
+              <w:t>互审矩阵对称性、邻居顺序与visited时点。</w:t>
             </w:r>
             <w:bookmarkEnd w:id="57"/>
           </w:p>
@@ -6371,7 +6371,7 @@
                 <w:sz w:val="24"/>
                 <w:szCs w:val="24"/>
               </w:rPr>
-              <w:t>围绕“图的邻接表、邻接矩阵、DFS与BFS”完成比较 DFS 深入与 BFS 层次前沿。，留下可核对的学习证据。</w:t>
+              <w:t>归纳DFS深度前沿与BFS队列层次的差异。</w:t>
             </w:r>
             <w:bookmarkEnd w:id="62"/>
           </w:p>
@@ -6621,7 +6621,7 @@
                 <w:sz w:val="24"/>
                 <w:szCs w:val="24"/>
               </w:rPr>
-              <w:t>围绕“图的邻接表、邻接矩阵、DFS与BFS”完成写 E 起点序列及队列变化。，留下可核对的学习证据。</w:t>
+              <w:t>从E起点重跑以暴露算法前沿差异。</w:t>
             </w:r>
             <w:bookmarkEnd w:id="67"/>
           </w:p>
